--- a/lessons/6-1/downloads/reveal/teacher/6.1-exit-tickets.docx
+++ b/lessons/6-1/downloads/reveal/teacher/6.1-exit-tickets.docx
@@ -4,6 +4,7 @@
   <w:body>
     <w:p>
       <w:pPr>
+        <w:pStyle w:val="Heading1"/>
         <w:tabs>
           <w:tab w:val="left" w:pos="5200"/>
           <w:tab w:val="right" w:leader="underscore" w:pos="9504"/>
@@ -34,7 +35,7 @@
         <w:rPr>
           <w:rFonts w:ascii="Avenir Next" w:hAnsi="Avenir Next" w:cs="Avenir Next" w:eastAsia="Avenir Next"/>
           <w:color w:val="1A1A1A"/>
-          <w:sz w:val="18"/>
+          <w:sz w:val="22"/>
           <w:szCs w:val="18"/>
         </w:rPr>
         <w:t xml:space="preserve">Name</w:t>
@@ -119,25 +120,25 @@
                 <w:rFonts w:ascii="Avenir Next" w:hAnsi="Avenir Next" w:cs="Avenir Next" w:eastAsia="Avenir Next"/>
                 <w:b/>
                 <w:color w:val="1A1A1A"/>
+                <w:sz w:val="22"/>
+                <w:szCs w:val="20"/>
+              </w:rPr>
+              <w:t xml:space="preserve">1.</w:t>
+            </w:r>
+            <w:r>
+              <w:rPr>
+                <w:rFonts w:ascii="Avenir Next" w:hAnsi="Avenir Next" w:cs="Avenir Next" w:eastAsia="Avenir Next"/>
+                <w:color w:val="1A1A1A"/>
                 <w:sz w:val="20"/>
                 <w:szCs w:val="20"/>
               </w:rPr>
-              <w:t xml:space="preserve">1.</w:t>
-            </w:r>
-            <w:r>
-              <w:rPr>
-                <w:rFonts w:ascii="Avenir Next" w:hAnsi="Avenir Next" w:cs="Avenir Next" w:eastAsia="Avenir Next"/>
-                <w:color w:val="1A1A1A"/>
-                <w:sz w:val="20"/>
-                <w:szCs w:val="20"/>
-              </w:rPr>
               <w:tab/>
             </w:r>
             <w:r>
               <w:rPr>
                 <w:rFonts w:ascii="Avenir Next" w:hAnsi="Avenir Next" w:cs="Avenir Next" w:eastAsia="Avenir Next"/>
                 <w:color w:val="1A1A1A"/>
-                <w:sz w:val="20"/>
+                <w:sz w:val="22"/>
                 <w:szCs w:val="20"/>
               </w:rPr>
               <w:t xml:space="preserve">Divide.</w:t>
@@ -192,25 +193,25 @@
                       <w:rFonts w:ascii="Avenir Next" w:hAnsi="Avenir Next" w:cs="Avenir Next" w:eastAsia="Avenir Next"/>
                       <w:b/>
                       <w:color w:val="003A70"/>
+                      <w:sz w:val="22"/>
+                      <w:szCs w:val="20"/>
+                    </w:rPr>
+                    <w:t xml:space="preserve">a.</w:t>
+                  </w:r>
+                  <w:r>
+                    <w:rPr>
+                      <w:rFonts w:ascii="Avenir Next" w:hAnsi="Avenir Next" w:cs="Avenir Next" w:eastAsia="Avenir Next"/>
+                      <w:color w:val="1A1A1A"/>
                       <w:sz w:val="20"/>
                       <w:szCs w:val="20"/>
                     </w:rPr>
-                    <w:t xml:space="preserve">a.</w:t>
-                  </w:r>
-                  <w:r>
-                    <w:rPr>
-                      <w:rFonts w:ascii="Avenir Next" w:hAnsi="Avenir Next" w:cs="Avenir Next" w:eastAsia="Avenir Next"/>
-                      <w:color w:val="1A1A1A"/>
-                      <w:sz w:val="20"/>
-                      <w:szCs w:val="20"/>
-                    </w:rPr>
                     <w:tab/>
                   </w:r>
                   <w:r>
                     <w:rPr>
                       <w:rFonts w:ascii="Avenir Next" w:hAnsi="Avenir Next" w:cs="Avenir Next" w:eastAsia="Avenir Next"/>
                       <w:color w:val="1A1A1A"/>
-                      <w:sz w:val="20"/>
+                      <w:sz w:val="22"/>
                       <w:szCs w:val="20"/>
                     </w:rPr>
                     <w:t xml:space="preserve">6 ÷ 1/4 =</w:t>
@@ -254,25 +255,25 @@
                       <w:rFonts w:ascii="Avenir Next" w:hAnsi="Avenir Next" w:cs="Avenir Next" w:eastAsia="Avenir Next"/>
                       <w:b/>
                       <w:color w:val="003A70"/>
+                      <w:sz w:val="22"/>
+                      <w:szCs w:val="20"/>
+                    </w:rPr>
+                    <w:t xml:space="preserve">b.</w:t>
+                  </w:r>
+                  <w:r>
+                    <w:rPr>
+                      <w:rFonts w:ascii="Avenir Next" w:hAnsi="Avenir Next" w:cs="Avenir Next" w:eastAsia="Avenir Next"/>
+                      <w:color w:val="1A1A1A"/>
                       <w:sz w:val="20"/>
                       <w:szCs w:val="20"/>
                     </w:rPr>
-                    <w:t xml:space="preserve">b.</w:t>
-                  </w:r>
-                  <w:r>
-                    <w:rPr>
-                      <w:rFonts w:ascii="Avenir Next" w:hAnsi="Avenir Next" w:cs="Avenir Next" w:eastAsia="Avenir Next"/>
-                      <w:color w:val="1A1A1A"/>
-                      <w:sz w:val="20"/>
-                      <w:szCs w:val="20"/>
-                    </w:rPr>
                     <w:tab/>
                   </w:r>
                   <w:r>
                     <w:rPr>
                       <w:rFonts w:ascii="Avenir Next" w:hAnsi="Avenir Next" w:cs="Avenir Next" w:eastAsia="Avenir Next"/>
                       <w:color w:val="1A1A1A"/>
-                      <w:sz w:val="20"/>
+                      <w:sz w:val="22"/>
                       <w:szCs w:val="20"/>
                     </w:rPr>
                     <w:t xml:space="preserve">9 ÷ 1/2 =</w:t>
@@ -365,25 +366,25 @@
                 <w:rFonts w:ascii="Avenir Next" w:hAnsi="Avenir Next" w:cs="Avenir Next" w:eastAsia="Avenir Next"/>
                 <w:b/>
                 <w:color w:val="1A1A1A"/>
+                <w:sz w:val="22"/>
+                <w:szCs w:val="20"/>
+              </w:rPr>
+              <w:t xml:space="preserve">2.</w:t>
+            </w:r>
+            <w:r>
+              <w:rPr>
+                <w:rFonts w:ascii="Avenir Next" w:hAnsi="Avenir Next" w:cs="Avenir Next" w:eastAsia="Avenir Next"/>
+                <w:color w:val="1A1A1A"/>
                 <w:sz w:val="20"/>
                 <w:szCs w:val="20"/>
               </w:rPr>
-              <w:t xml:space="preserve">2.</w:t>
-            </w:r>
-            <w:r>
-              <w:rPr>
-                <w:rFonts w:ascii="Avenir Next" w:hAnsi="Avenir Next" w:cs="Avenir Next" w:eastAsia="Avenir Next"/>
-                <w:color w:val="1A1A1A"/>
-                <w:sz w:val="20"/>
-                <w:szCs w:val="20"/>
-              </w:rPr>
               <w:tab/>
             </w:r>
             <w:r>
               <w:rPr>
                 <w:rFonts w:ascii="Avenir Next" w:hAnsi="Avenir Next" w:cs="Avenir Next" w:eastAsia="Avenir Next"/>
                 <w:color w:val="1A1A1A"/>
-                <w:sz w:val="20"/>
+                <w:sz w:val="22"/>
                 <w:szCs w:val="20"/>
               </w:rPr>
               <w:t xml:space="preserve">Ana has 5 feet of string. Each bracelet uses 1/3 foot. How many bracelets can she make?</w:t>
@@ -460,25 +461,25 @@
                 <w:rFonts w:ascii="Avenir Next" w:hAnsi="Avenir Next" w:cs="Avenir Next" w:eastAsia="Avenir Next"/>
                 <w:b/>
                 <w:color w:val="1A1A1A"/>
+                <w:sz w:val="22"/>
+                <w:szCs w:val="18"/>
+              </w:rPr>
+              <w:t xml:space="preserve">Answer</w:t>
+            </w:r>
+            <w:r>
+              <w:rPr>
+                <w:rFonts w:ascii="Avenir Next" w:hAnsi="Avenir Next" w:cs="Avenir Next" w:eastAsia="Avenir Next"/>
+                <w:color w:val="1A1A1A"/>
                 <w:sz w:val="18"/>
                 <w:szCs w:val="18"/>
               </w:rPr>
-              <w:t xml:space="preserve">Answer</w:t>
-            </w:r>
-            <w:r>
-              <w:rPr>
-                <w:rFonts w:ascii="Avenir Next" w:hAnsi="Avenir Next" w:cs="Avenir Next" w:eastAsia="Avenir Next"/>
-                <w:color w:val="1A1A1A"/>
-                <w:sz w:val="18"/>
-                <w:szCs w:val="18"/>
-              </w:rPr>
               <w:tab/>
             </w:r>
             <w:r>
               <w:rPr>
                 <w:rFonts w:ascii="Avenir Next" w:hAnsi="Avenir Next" w:cs="Avenir Next" w:eastAsia="Avenir Next"/>
                 <w:color w:val="1A1A1A"/>
-                <w:sz w:val="18"/>
+                <w:sz w:val="22"/>
                 <w:szCs w:val="18"/>
               </w:rPr>
               <w:t xml:space="preserve">  bracelets</w:t>
@@ -544,25 +545,25 @@
                 <w:rFonts w:ascii="Avenir Next" w:hAnsi="Avenir Next" w:cs="Avenir Next" w:eastAsia="Avenir Next"/>
                 <w:b/>
                 <w:color w:val="1A1A1A"/>
+                <w:sz w:val="22"/>
+                <w:szCs w:val="20"/>
+              </w:rPr>
+              <w:t xml:space="preserve">3.</w:t>
+            </w:r>
+            <w:r>
+              <w:rPr>
+                <w:rFonts w:ascii="Avenir Next" w:hAnsi="Avenir Next" w:cs="Avenir Next" w:eastAsia="Avenir Next"/>
+                <w:color w:val="1A1A1A"/>
                 <w:sz w:val="20"/>
                 <w:szCs w:val="20"/>
               </w:rPr>
-              <w:t xml:space="preserve">3.</w:t>
-            </w:r>
-            <w:r>
-              <w:rPr>
-                <w:rFonts w:ascii="Avenir Next" w:hAnsi="Avenir Next" w:cs="Avenir Next" w:eastAsia="Avenir Next"/>
-                <w:color w:val="1A1A1A"/>
-                <w:sz w:val="20"/>
-                <w:szCs w:val="20"/>
-              </w:rPr>
               <w:tab/>
             </w:r>
             <w:r>
               <w:rPr>
                 <w:rFonts w:ascii="Avenir Next" w:hAnsi="Avenir Next" w:cs="Avenir Next" w:eastAsia="Avenir Next"/>
                 <w:color w:val="1A1A1A"/>
-                <w:sz w:val="20"/>
+                <w:sz w:val="22"/>
                 <w:szCs w:val="20"/>
               </w:rPr>
               <w:t xml:space="preserve">Which expression is equal to 7 ÷ 1/5?</w:t>
@@ -618,25 +619,25 @@
                       <w:rFonts w:ascii="Avenir Next" w:hAnsi="Avenir Next" w:cs="Avenir Next" w:eastAsia="Avenir Next"/>
                       <w:b/>
                       <w:color w:val="003A70"/>
+                      <w:sz w:val="22"/>
+                      <w:szCs w:val="19"/>
+                    </w:rPr>
+                    <w:t xml:space="preserve">A</w:t>
+                  </w:r>
+                  <w:r>
+                    <w:rPr>
+                      <w:rFonts w:ascii="Avenir Next" w:hAnsi="Avenir Next" w:cs="Avenir Next" w:eastAsia="Avenir Next"/>
+                      <w:color w:val="1A1A1A"/>
                       <w:sz w:val="19"/>
                       <w:szCs w:val="19"/>
                     </w:rPr>
-                    <w:t xml:space="preserve">A</w:t>
-                  </w:r>
-                  <w:r>
-                    <w:rPr>
-                      <w:rFonts w:ascii="Avenir Next" w:hAnsi="Avenir Next" w:cs="Avenir Next" w:eastAsia="Avenir Next"/>
-                      <w:color w:val="1A1A1A"/>
-                      <w:sz w:val="19"/>
-                      <w:szCs w:val="19"/>
-                    </w:rPr>
                     <w:tab/>
                   </w:r>
                   <w:r>
                     <w:rPr>
                       <w:rFonts w:ascii="Avenir Next" w:hAnsi="Avenir Next" w:cs="Avenir Next" w:eastAsia="Avenir Next"/>
                       <w:color w:val="1A1A1A"/>
-                      <w:sz w:val="19"/>
+                      <w:sz w:val="22"/>
                       <w:szCs w:val="19"/>
                     </w:rPr>
                     <w:t xml:space="preserve">7 × 5</w:t>
@@ -661,25 +662,25 @@
                       <w:rFonts w:ascii="Avenir Next" w:hAnsi="Avenir Next" w:cs="Avenir Next" w:eastAsia="Avenir Next"/>
                       <w:b/>
                       <w:color w:val="003A70"/>
+                      <w:sz w:val="22"/>
+                      <w:szCs w:val="19"/>
+                    </w:rPr>
+                    <w:t xml:space="preserve">B</w:t>
+                  </w:r>
+                  <w:r>
+                    <w:rPr>
+                      <w:rFonts w:ascii="Avenir Next" w:hAnsi="Avenir Next" w:cs="Avenir Next" w:eastAsia="Avenir Next"/>
+                      <w:color w:val="1A1A1A"/>
                       <w:sz w:val="19"/>
                       <w:szCs w:val="19"/>
                     </w:rPr>
-                    <w:t xml:space="preserve">B</w:t>
-                  </w:r>
-                  <w:r>
-                    <w:rPr>
-                      <w:rFonts w:ascii="Avenir Next" w:hAnsi="Avenir Next" w:cs="Avenir Next" w:eastAsia="Avenir Next"/>
-                      <w:color w:val="1A1A1A"/>
-                      <w:sz w:val="19"/>
-                      <w:szCs w:val="19"/>
-                    </w:rPr>
                     <w:tab/>
                   </w:r>
                   <w:r>
                     <w:rPr>
                       <w:rFonts w:ascii="Avenir Next" w:hAnsi="Avenir Next" w:cs="Avenir Next" w:eastAsia="Avenir Next"/>
                       <w:color w:val="1A1A1A"/>
-                      <w:sz w:val="19"/>
+                      <w:sz w:val="22"/>
                       <w:szCs w:val="19"/>
                     </w:rPr>
                     <w:t xml:space="preserve">7 × 1/5</w:t>
@@ -704,25 +705,25 @@
                       <w:rFonts w:ascii="Avenir Next" w:hAnsi="Avenir Next" w:cs="Avenir Next" w:eastAsia="Avenir Next"/>
                       <w:b/>
                       <w:color w:val="003A70"/>
+                      <w:sz w:val="22"/>
+                      <w:szCs w:val="19"/>
+                    </w:rPr>
+                    <w:t xml:space="preserve">C</w:t>
+                  </w:r>
+                  <w:r>
+                    <w:rPr>
+                      <w:rFonts w:ascii="Avenir Next" w:hAnsi="Avenir Next" w:cs="Avenir Next" w:eastAsia="Avenir Next"/>
+                      <w:color w:val="1A1A1A"/>
                       <w:sz w:val="19"/>
                       <w:szCs w:val="19"/>
                     </w:rPr>
-                    <w:t xml:space="preserve">C</w:t>
-                  </w:r>
-                  <w:r>
-                    <w:rPr>
-                      <w:rFonts w:ascii="Avenir Next" w:hAnsi="Avenir Next" w:cs="Avenir Next" w:eastAsia="Avenir Next"/>
-                      <w:color w:val="1A1A1A"/>
-                      <w:sz w:val="19"/>
-                      <w:szCs w:val="19"/>
-                    </w:rPr>
                     <w:tab/>
                   </w:r>
                   <w:r>
                     <w:rPr>
                       <w:rFonts w:ascii="Avenir Next" w:hAnsi="Avenir Next" w:cs="Avenir Next" w:eastAsia="Avenir Next"/>
                       <w:color w:val="1A1A1A"/>
-                      <w:sz w:val="19"/>
+                      <w:sz w:val="22"/>
                       <w:szCs w:val="19"/>
                     </w:rPr>
                     <w:t xml:space="preserve">5 ÷ 7</w:t>
@@ -747,25 +748,25 @@
                       <w:rFonts w:ascii="Avenir Next" w:hAnsi="Avenir Next" w:cs="Avenir Next" w:eastAsia="Avenir Next"/>
                       <w:b/>
                       <w:color w:val="003A70"/>
+                      <w:sz w:val="22"/>
+                      <w:szCs w:val="19"/>
+                    </w:rPr>
+                    <w:t xml:space="preserve">D</w:t>
+                  </w:r>
+                  <w:r>
+                    <w:rPr>
+                      <w:rFonts w:ascii="Avenir Next" w:hAnsi="Avenir Next" w:cs="Avenir Next" w:eastAsia="Avenir Next"/>
+                      <w:color w:val="1A1A1A"/>
                       <w:sz w:val="19"/>
                       <w:szCs w:val="19"/>
                     </w:rPr>
-                    <w:t xml:space="preserve">D</w:t>
-                  </w:r>
-                  <w:r>
-                    <w:rPr>
-                      <w:rFonts w:ascii="Avenir Next" w:hAnsi="Avenir Next" w:cs="Avenir Next" w:eastAsia="Avenir Next"/>
-                      <w:color w:val="1A1A1A"/>
-                      <w:sz w:val="19"/>
-                      <w:szCs w:val="19"/>
-                    </w:rPr>
                     <w:tab/>
                   </w:r>
                   <w:r>
                     <w:rPr>
                       <w:rFonts w:ascii="Avenir Next" w:hAnsi="Avenir Next" w:cs="Avenir Next" w:eastAsia="Avenir Next"/>
                       <w:color w:val="1A1A1A"/>
-                      <w:sz w:val="19"/>
+                      <w:sz w:val="22"/>
                       <w:szCs w:val="19"/>
                     </w:rPr>
                     <w:t xml:space="preserve">7 − 5</w:t>
@@ -815,7 +816,7 @@
         <w:rPr>
           <w:rFonts w:ascii="Avenir Next" w:hAnsi="Avenir Next" w:cs="Avenir Next" w:eastAsia="Avenir Next"/>
           <w:color w:val="1A1A1A"/>
-          <w:sz w:val="17"/>
+          <w:sz w:val="22"/>
           <w:szCs w:val="17"/>
         </w:rPr>
         <w:t xml:space="preserve">  I got it</w:t>
@@ -833,7 +834,7 @@
         <w:rPr>
           <w:rFonts w:ascii="Avenir Next" w:hAnsi="Avenir Next" w:cs="Avenir Next" w:eastAsia="Avenir Next"/>
           <w:color w:val="1A1A1A"/>
-          <w:sz w:val="17"/>
+          <w:sz w:val="22"/>
           <w:szCs w:val="17"/>
         </w:rPr>
         <w:t xml:space="preserve">  Almost</w:t>
@@ -851,7 +852,7 @@
         <w:rPr>
           <w:rFonts w:ascii="Avenir Next" w:hAnsi="Avenir Next" w:cs="Avenir Next" w:eastAsia="Avenir Next"/>
           <w:color w:val="1A1A1A"/>
-          <w:sz w:val="17"/>
+          <w:sz w:val="22"/>
           <w:szCs w:val="17"/>
         </w:rPr>
         <w:t xml:space="preserve">  I need help</w:t>
@@ -908,7 +909,7 @@
         <w:rPr>
           <w:rFonts w:ascii="Avenir Next" w:hAnsi="Avenir Next" w:cs="Avenir Next" w:eastAsia="Avenir Next"/>
           <w:color w:val="1A1A1A"/>
-          <w:sz w:val="18"/>
+          <w:sz w:val="22"/>
           <w:szCs w:val="18"/>
         </w:rPr>
         <w:t xml:space="preserve">Name</w:t>
@@ -993,25 +994,25 @@
                 <w:rFonts w:ascii="Avenir Next" w:hAnsi="Avenir Next" w:cs="Avenir Next" w:eastAsia="Avenir Next"/>
                 <w:b/>
                 <w:color w:val="1A1A1A"/>
+                <w:sz w:val="22"/>
+                <w:szCs w:val="20"/>
+              </w:rPr>
+              <w:t xml:space="preserve">1.</w:t>
+            </w:r>
+            <w:r>
+              <w:rPr>
+                <w:rFonts w:ascii="Avenir Next" w:hAnsi="Avenir Next" w:cs="Avenir Next" w:eastAsia="Avenir Next"/>
+                <w:color w:val="1A1A1A"/>
                 <w:sz w:val="20"/>
                 <w:szCs w:val="20"/>
               </w:rPr>
-              <w:t xml:space="preserve">1.</w:t>
-            </w:r>
-            <w:r>
-              <w:rPr>
-                <w:rFonts w:ascii="Avenir Next" w:hAnsi="Avenir Next" w:cs="Avenir Next" w:eastAsia="Avenir Next"/>
-                <w:color w:val="1A1A1A"/>
-                <w:sz w:val="20"/>
-                <w:szCs w:val="20"/>
-              </w:rPr>
               <w:tab/>
             </w:r>
             <w:r>
               <w:rPr>
                 <w:rFonts w:ascii="Avenir Next" w:hAnsi="Avenir Next" w:cs="Avenir Next" w:eastAsia="Avenir Next"/>
                 <w:color w:val="1A1A1A"/>
-                <w:sz w:val="20"/>
+                <w:sz w:val="22"/>
                 <w:szCs w:val="20"/>
               </w:rPr>
               <w:t xml:space="preserve">Divide.</w:t>
@@ -1066,25 +1067,25 @@
                       <w:rFonts w:ascii="Avenir Next" w:hAnsi="Avenir Next" w:cs="Avenir Next" w:eastAsia="Avenir Next"/>
                       <w:b/>
                       <w:color w:val="003A70"/>
+                      <w:sz w:val="22"/>
+                      <w:szCs w:val="20"/>
+                    </w:rPr>
+                    <w:t xml:space="preserve">a.</w:t>
+                  </w:r>
+                  <w:r>
+                    <w:rPr>
+                      <w:rFonts w:ascii="Avenir Next" w:hAnsi="Avenir Next" w:cs="Avenir Next" w:eastAsia="Avenir Next"/>
+                      <w:color w:val="1A1A1A"/>
                       <w:sz w:val="20"/>
                       <w:szCs w:val="20"/>
                     </w:rPr>
-                    <w:t xml:space="preserve">a.</w:t>
-                  </w:r>
-                  <w:r>
-                    <w:rPr>
-                      <w:rFonts w:ascii="Avenir Next" w:hAnsi="Avenir Next" w:cs="Avenir Next" w:eastAsia="Avenir Next"/>
-                      <w:color w:val="1A1A1A"/>
-                      <w:sz w:val="20"/>
-                      <w:szCs w:val="20"/>
-                    </w:rPr>
                     <w:tab/>
                   </w:r>
                   <w:r>
                     <w:rPr>
                       <w:rFonts w:ascii="Avenir Next" w:hAnsi="Avenir Next" w:cs="Avenir Next" w:eastAsia="Avenir Next"/>
                       <w:color w:val="1A1A1A"/>
-                      <w:sz w:val="20"/>
+                      <w:sz w:val="22"/>
                       <w:szCs w:val="20"/>
                     </w:rPr>
                     <w:t xml:space="preserve">6 ÷ 1/4 =</w:t>
@@ -1128,25 +1129,25 @@
                       <w:rFonts w:ascii="Avenir Next" w:hAnsi="Avenir Next" w:cs="Avenir Next" w:eastAsia="Avenir Next"/>
                       <w:b/>
                       <w:color w:val="003A70"/>
+                      <w:sz w:val="22"/>
+                      <w:szCs w:val="20"/>
+                    </w:rPr>
+                    <w:t xml:space="preserve">b.</w:t>
+                  </w:r>
+                  <w:r>
+                    <w:rPr>
+                      <w:rFonts w:ascii="Avenir Next" w:hAnsi="Avenir Next" w:cs="Avenir Next" w:eastAsia="Avenir Next"/>
+                      <w:color w:val="1A1A1A"/>
                       <w:sz w:val="20"/>
                       <w:szCs w:val="20"/>
                     </w:rPr>
-                    <w:t xml:space="preserve">b.</w:t>
-                  </w:r>
-                  <w:r>
-                    <w:rPr>
-                      <w:rFonts w:ascii="Avenir Next" w:hAnsi="Avenir Next" w:cs="Avenir Next" w:eastAsia="Avenir Next"/>
-                      <w:color w:val="1A1A1A"/>
-                      <w:sz w:val="20"/>
-                      <w:szCs w:val="20"/>
-                    </w:rPr>
                     <w:tab/>
                   </w:r>
                   <w:r>
                     <w:rPr>
                       <w:rFonts w:ascii="Avenir Next" w:hAnsi="Avenir Next" w:cs="Avenir Next" w:eastAsia="Avenir Next"/>
                       <w:color w:val="1A1A1A"/>
-                      <w:sz w:val="20"/>
+                      <w:sz w:val="22"/>
                       <w:szCs w:val="20"/>
                     </w:rPr>
                     <w:t xml:space="preserve">9 ÷ 1/2 =</w:t>
@@ -1239,25 +1240,25 @@
                 <w:rFonts w:ascii="Avenir Next" w:hAnsi="Avenir Next" w:cs="Avenir Next" w:eastAsia="Avenir Next"/>
                 <w:b/>
                 <w:color w:val="1A1A1A"/>
+                <w:sz w:val="22"/>
+                <w:szCs w:val="20"/>
+              </w:rPr>
+              <w:t xml:space="preserve">2.</w:t>
+            </w:r>
+            <w:r>
+              <w:rPr>
+                <w:rFonts w:ascii="Avenir Next" w:hAnsi="Avenir Next" w:cs="Avenir Next" w:eastAsia="Avenir Next"/>
+                <w:color w:val="1A1A1A"/>
                 <w:sz w:val="20"/>
                 <w:szCs w:val="20"/>
               </w:rPr>
-              <w:t xml:space="preserve">2.</w:t>
-            </w:r>
-            <w:r>
-              <w:rPr>
-                <w:rFonts w:ascii="Avenir Next" w:hAnsi="Avenir Next" w:cs="Avenir Next" w:eastAsia="Avenir Next"/>
-                <w:color w:val="1A1A1A"/>
-                <w:sz w:val="20"/>
-                <w:szCs w:val="20"/>
-              </w:rPr>
               <w:tab/>
             </w:r>
             <w:r>
               <w:rPr>
                 <w:rFonts w:ascii="Avenir Next" w:hAnsi="Avenir Next" w:cs="Avenir Next" w:eastAsia="Avenir Next"/>
                 <w:color w:val="1A1A1A"/>
-                <w:sz w:val="20"/>
+                <w:sz w:val="22"/>
                 <w:szCs w:val="20"/>
               </w:rPr>
               <w:t xml:space="preserve">Ana has 5 feet of string. Each bracelet uses 1/3 foot. How many bracelets can she make?</w:t>
@@ -1334,25 +1335,25 @@
                 <w:rFonts w:ascii="Avenir Next" w:hAnsi="Avenir Next" w:cs="Avenir Next" w:eastAsia="Avenir Next"/>
                 <w:b/>
                 <w:color w:val="1A1A1A"/>
+                <w:sz w:val="22"/>
+                <w:szCs w:val="18"/>
+              </w:rPr>
+              <w:t xml:space="preserve">Answer</w:t>
+            </w:r>
+            <w:r>
+              <w:rPr>
+                <w:rFonts w:ascii="Avenir Next" w:hAnsi="Avenir Next" w:cs="Avenir Next" w:eastAsia="Avenir Next"/>
+                <w:color w:val="1A1A1A"/>
                 <w:sz w:val="18"/>
                 <w:szCs w:val="18"/>
               </w:rPr>
-              <w:t xml:space="preserve">Answer</w:t>
-            </w:r>
-            <w:r>
-              <w:rPr>
-                <w:rFonts w:ascii="Avenir Next" w:hAnsi="Avenir Next" w:cs="Avenir Next" w:eastAsia="Avenir Next"/>
-                <w:color w:val="1A1A1A"/>
-                <w:sz w:val="18"/>
-                <w:szCs w:val="18"/>
-              </w:rPr>
               <w:tab/>
             </w:r>
             <w:r>
               <w:rPr>
                 <w:rFonts w:ascii="Avenir Next" w:hAnsi="Avenir Next" w:cs="Avenir Next" w:eastAsia="Avenir Next"/>
                 <w:color w:val="1A1A1A"/>
-                <w:sz w:val="18"/>
+                <w:sz w:val="22"/>
                 <w:szCs w:val="18"/>
               </w:rPr>
               <w:t xml:space="preserve">  bracelets</w:t>
@@ -1418,25 +1419,25 @@
                 <w:rFonts w:ascii="Avenir Next" w:hAnsi="Avenir Next" w:cs="Avenir Next" w:eastAsia="Avenir Next"/>
                 <w:b/>
                 <w:color w:val="1A1A1A"/>
+                <w:sz w:val="22"/>
+                <w:szCs w:val="20"/>
+              </w:rPr>
+              <w:t xml:space="preserve">3.</w:t>
+            </w:r>
+            <w:r>
+              <w:rPr>
+                <w:rFonts w:ascii="Avenir Next" w:hAnsi="Avenir Next" w:cs="Avenir Next" w:eastAsia="Avenir Next"/>
+                <w:color w:val="1A1A1A"/>
                 <w:sz w:val="20"/>
                 <w:szCs w:val="20"/>
               </w:rPr>
-              <w:t xml:space="preserve">3.</w:t>
-            </w:r>
-            <w:r>
-              <w:rPr>
-                <w:rFonts w:ascii="Avenir Next" w:hAnsi="Avenir Next" w:cs="Avenir Next" w:eastAsia="Avenir Next"/>
-                <w:color w:val="1A1A1A"/>
-                <w:sz w:val="20"/>
-                <w:szCs w:val="20"/>
-              </w:rPr>
               <w:tab/>
             </w:r>
             <w:r>
               <w:rPr>
                 <w:rFonts w:ascii="Avenir Next" w:hAnsi="Avenir Next" w:cs="Avenir Next" w:eastAsia="Avenir Next"/>
                 <w:color w:val="1A1A1A"/>
-                <w:sz w:val="20"/>
+                <w:sz w:val="22"/>
                 <w:szCs w:val="20"/>
               </w:rPr>
               <w:t xml:space="preserve">Which expression is equal to 7 ÷ 1/5?</w:t>
@@ -1492,25 +1493,25 @@
                       <w:rFonts w:ascii="Avenir Next" w:hAnsi="Avenir Next" w:cs="Avenir Next" w:eastAsia="Avenir Next"/>
                       <w:b/>
                       <w:color w:val="003A70"/>
+                      <w:sz w:val="22"/>
+                      <w:szCs w:val="19"/>
+                    </w:rPr>
+                    <w:t xml:space="preserve">A</w:t>
+                  </w:r>
+                  <w:r>
+                    <w:rPr>
+                      <w:rFonts w:ascii="Avenir Next" w:hAnsi="Avenir Next" w:cs="Avenir Next" w:eastAsia="Avenir Next"/>
+                      <w:color w:val="1A1A1A"/>
                       <w:sz w:val="19"/>
                       <w:szCs w:val="19"/>
                     </w:rPr>
-                    <w:t xml:space="preserve">A</w:t>
-                  </w:r>
-                  <w:r>
-                    <w:rPr>
-                      <w:rFonts w:ascii="Avenir Next" w:hAnsi="Avenir Next" w:cs="Avenir Next" w:eastAsia="Avenir Next"/>
-                      <w:color w:val="1A1A1A"/>
-                      <w:sz w:val="19"/>
-                      <w:szCs w:val="19"/>
-                    </w:rPr>
                     <w:tab/>
                   </w:r>
                   <w:r>
                     <w:rPr>
                       <w:rFonts w:ascii="Avenir Next" w:hAnsi="Avenir Next" w:cs="Avenir Next" w:eastAsia="Avenir Next"/>
                       <w:color w:val="1A1A1A"/>
-                      <w:sz w:val="19"/>
+                      <w:sz w:val="22"/>
                       <w:szCs w:val="19"/>
                     </w:rPr>
                     <w:t xml:space="preserve">7 × 5</w:t>
@@ -1535,25 +1536,25 @@
                       <w:rFonts w:ascii="Avenir Next" w:hAnsi="Avenir Next" w:cs="Avenir Next" w:eastAsia="Avenir Next"/>
                       <w:b/>
                       <w:color w:val="003A70"/>
+                      <w:sz w:val="22"/>
+                      <w:szCs w:val="19"/>
+                    </w:rPr>
+                    <w:t xml:space="preserve">B</w:t>
+                  </w:r>
+                  <w:r>
+                    <w:rPr>
+                      <w:rFonts w:ascii="Avenir Next" w:hAnsi="Avenir Next" w:cs="Avenir Next" w:eastAsia="Avenir Next"/>
+                      <w:color w:val="1A1A1A"/>
                       <w:sz w:val="19"/>
                       <w:szCs w:val="19"/>
                     </w:rPr>
-                    <w:t xml:space="preserve">B</w:t>
-                  </w:r>
-                  <w:r>
-                    <w:rPr>
-                      <w:rFonts w:ascii="Avenir Next" w:hAnsi="Avenir Next" w:cs="Avenir Next" w:eastAsia="Avenir Next"/>
-                      <w:color w:val="1A1A1A"/>
-                      <w:sz w:val="19"/>
-                      <w:szCs w:val="19"/>
-                    </w:rPr>
                     <w:tab/>
                   </w:r>
                   <w:r>
                     <w:rPr>
                       <w:rFonts w:ascii="Avenir Next" w:hAnsi="Avenir Next" w:cs="Avenir Next" w:eastAsia="Avenir Next"/>
                       <w:color w:val="1A1A1A"/>
-                      <w:sz w:val="19"/>
+                      <w:sz w:val="22"/>
                       <w:szCs w:val="19"/>
                     </w:rPr>
                     <w:t xml:space="preserve">7 × 1/5</w:t>
@@ -1578,25 +1579,25 @@
                       <w:rFonts w:ascii="Avenir Next" w:hAnsi="Avenir Next" w:cs="Avenir Next" w:eastAsia="Avenir Next"/>
                       <w:b/>
                       <w:color w:val="003A70"/>
+                      <w:sz w:val="22"/>
+                      <w:szCs w:val="19"/>
+                    </w:rPr>
+                    <w:t xml:space="preserve">C</w:t>
+                  </w:r>
+                  <w:r>
+                    <w:rPr>
+                      <w:rFonts w:ascii="Avenir Next" w:hAnsi="Avenir Next" w:cs="Avenir Next" w:eastAsia="Avenir Next"/>
+                      <w:color w:val="1A1A1A"/>
                       <w:sz w:val="19"/>
                       <w:szCs w:val="19"/>
                     </w:rPr>
-                    <w:t xml:space="preserve">C</w:t>
-                  </w:r>
-                  <w:r>
-                    <w:rPr>
-                      <w:rFonts w:ascii="Avenir Next" w:hAnsi="Avenir Next" w:cs="Avenir Next" w:eastAsia="Avenir Next"/>
-                      <w:color w:val="1A1A1A"/>
-                      <w:sz w:val="19"/>
-                      <w:szCs w:val="19"/>
-                    </w:rPr>
                     <w:tab/>
                   </w:r>
                   <w:r>
                     <w:rPr>
                       <w:rFonts w:ascii="Avenir Next" w:hAnsi="Avenir Next" w:cs="Avenir Next" w:eastAsia="Avenir Next"/>
                       <w:color w:val="1A1A1A"/>
-                      <w:sz w:val="19"/>
+                      <w:sz w:val="22"/>
                       <w:szCs w:val="19"/>
                     </w:rPr>
                     <w:t xml:space="preserve">5 ÷ 7</w:t>
@@ -1621,25 +1622,25 @@
                       <w:rFonts w:ascii="Avenir Next" w:hAnsi="Avenir Next" w:cs="Avenir Next" w:eastAsia="Avenir Next"/>
                       <w:b/>
                       <w:color w:val="003A70"/>
+                      <w:sz w:val="22"/>
+                      <w:szCs w:val="19"/>
+                    </w:rPr>
+                    <w:t xml:space="preserve">D</w:t>
+                  </w:r>
+                  <w:r>
+                    <w:rPr>
+                      <w:rFonts w:ascii="Avenir Next" w:hAnsi="Avenir Next" w:cs="Avenir Next" w:eastAsia="Avenir Next"/>
+                      <w:color w:val="1A1A1A"/>
                       <w:sz w:val="19"/>
                       <w:szCs w:val="19"/>
                     </w:rPr>
-                    <w:t xml:space="preserve">D</w:t>
-                  </w:r>
-                  <w:r>
-                    <w:rPr>
-                      <w:rFonts w:ascii="Avenir Next" w:hAnsi="Avenir Next" w:cs="Avenir Next" w:eastAsia="Avenir Next"/>
-                      <w:color w:val="1A1A1A"/>
-                      <w:sz w:val="19"/>
-                      <w:szCs w:val="19"/>
-                    </w:rPr>
                     <w:tab/>
                   </w:r>
                   <w:r>
                     <w:rPr>
                       <w:rFonts w:ascii="Avenir Next" w:hAnsi="Avenir Next" w:cs="Avenir Next" w:eastAsia="Avenir Next"/>
                       <w:color w:val="1A1A1A"/>
-                      <w:sz w:val="19"/>
+                      <w:sz w:val="22"/>
                       <w:szCs w:val="19"/>
                     </w:rPr>
                     <w:t xml:space="preserve">7 − 5</w:t>
@@ -1689,7 +1690,7 @@
         <w:rPr>
           <w:rFonts w:ascii="Avenir Next" w:hAnsi="Avenir Next" w:cs="Avenir Next" w:eastAsia="Avenir Next"/>
           <w:color w:val="1A1A1A"/>
-          <w:sz w:val="17"/>
+          <w:sz w:val="22"/>
           <w:szCs w:val="17"/>
         </w:rPr>
         <w:t xml:space="preserve">  I got it</w:t>
@@ -1707,7 +1708,7 @@
         <w:rPr>
           <w:rFonts w:ascii="Avenir Next" w:hAnsi="Avenir Next" w:cs="Avenir Next" w:eastAsia="Avenir Next"/>
           <w:color w:val="1A1A1A"/>
-          <w:sz w:val="17"/>
+          <w:sz w:val="22"/>
           <w:szCs w:val="17"/>
         </w:rPr>
         <w:t xml:space="preserve">  Almost</w:t>
@@ -1725,7 +1726,7 @@
         <w:rPr>
           <w:rFonts w:ascii="Avenir Next" w:hAnsi="Avenir Next" w:cs="Avenir Next" w:eastAsia="Avenir Next"/>
           <w:color w:val="1A1A1A"/>
-          <w:sz w:val="17"/>
+          <w:sz w:val="22"/>
           <w:szCs w:val="17"/>
         </w:rPr>
         <w:t xml:space="preserve">  I need help</w:t>
@@ -1764,7 +1765,7 @@
         <w:rPr>
           <w:rFonts w:ascii="Avenir Next" w:hAnsi="Avenir Next" w:cs="Avenir Next" w:eastAsia="Avenir Next"/>
           <w:color w:val="1A1A1A"/>
-          <w:sz w:val="18"/>
+          <w:sz w:val="22"/>
           <w:szCs w:val="18"/>
         </w:rPr>
         <w:t xml:space="preserve">Name</w:t>
@@ -1849,25 +1850,25 @@
                 <w:rFonts w:ascii="Avenir Next" w:hAnsi="Avenir Next" w:cs="Avenir Next" w:eastAsia="Avenir Next"/>
                 <w:b/>
                 <w:color w:val="1A1A1A"/>
+                <w:sz w:val="22"/>
+                <w:szCs w:val="20"/>
+              </w:rPr>
+              <w:t xml:space="preserve">1.</w:t>
+            </w:r>
+            <w:r>
+              <w:rPr>
+                <w:rFonts w:ascii="Avenir Next" w:hAnsi="Avenir Next" w:cs="Avenir Next" w:eastAsia="Avenir Next"/>
+                <w:color w:val="1A1A1A"/>
                 <w:sz w:val="20"/>
                 <w:szCs w:val="20"/>
               </w:rPr>
-              <w:t xml:space="preserve">1.</w:t>
-            </w:r>
-            <w:r>
-              <w:rPr>
-                <w:rFonts w:ascii="Avenir Next" w:hAnsi="Avenir Next" w:cs="Avenir Next" w:eastAsia="Avenir Next"/>
-                <w:color w:val="1A1A1A"/>
-                <w:sz w:val="20"/>
-                <w:szCs w:val="20"/>
-              </w:rPr>
               <w:tab/>
             </w:r>
             <w:r>
               <w:rPr>
                 <w:rFonts w:ascii="Avenir Next" w:hAnsi="Avenir Next" w:cs="Avenir Next" w:eastAsia="Avenir Next"/>
                 <w:color w:val="1A1A1A"/>
-                <w:sz w:val="20"/>
+                <w:sz w:val="22"/>
                 <w:szCs w:val="20"/>
               </w:rPr>
               <w:t xml:space="preserve">Divide. Write each quotient in simplest form.</w:t>
@@ -1922,25 +1923,25 @@
                       <w:rFonts w:ascii="Avenir Next" w:hAnsi="Avenir Next" w:cs="Avenir Next" w:eastAsia="Avenir Next"/>
                       <w:b/>
                       <w:color w:val="003A70"/>
+                      <w:sz w:val="22"/>
+                      <w:szCs w:val="20"/>
+                    </w:rPr>
+                    <w:t xml:space="preserve">a.</w:t>
+                  </w:r>
+                  <w:r>
+                    <w:rPr>
+                      <w:rFonts w:ascii="Avenir Next" w:hAnsi="Avenir Next" w:cs="Avenir Next" w:eastAsia="Avenir Next"/>
+                      <w:color w:val="1A1A1A"/>
                       <w:sz w:val="20"/>
                       <w:szCs w:val="20"/>
                     </w:rPr>
-                    <w:t xml:space="preserve">a.</w:t>
-                  </w:r>
-                  <w:r>
-                    <w:rPr>
-                      <w:rFonts w:ascii="Avenir Next" w:hAnsi="Avenir Next" w:cs="Avenir Next" w:eastAsia="Avenir Next"/>
-                      <w:color w:val="1A1A1A"/>
-                      <w:sz w:val="20"/>
-                      <w:szCs w:val="20"/>
-                    </w:rPr>
                     <w:tab/>
                   </w:r>
                   <w:r>
                     <w:rPr>
                       <w:rFonts w:ascii="Avenir Next" w:hAnsi="Avenir Next" w:cs="Avenir Next" w:eastAsia="Avenir Next"/>
                       <w:color w:val="1A1A1A"/>
-                      <w:sz w:val="20"/>
+                      <w:sz w:val="22"/>
                       <w:szCs w:val="20"/>
                     </w:rPr>
                     <w:t xml:space="preserve">1/2 ÷ 5 =</w:t>
@@ -1984,25 +1985,25 @@
                       <w:rFonts w:ascii="Avenir Next" w:hAnsi="Avenir Next" w:cs="Avenir Next" w:eastAsia="Avenir Next"/>
                       <w:b/>
                       <w:color w:val="003A70"/>
+                      <w:sz w:val="22"/>
+                      <w:szCs w:val="20"/>
+                    </w:rPr>
+                    <w:t xml:space="preserve">b.</w:t>
+                  </w:r>
+                  <w:r>
+                    <w:rPr>
+                      <w:rFonts w:ascii="Avenir Next" w:hAnsi="Avenir Next" w:cs="Avenir Next" w:eastAsia="Avenir Next"/>
+                      <w:color w:val="1A1A1A"/>
                       <w:sz w:val="20"/>
                       <w:szCs w:val="20"/>
                     </w:rPr>
-                    <w:t xml:space="preserve">b.</w:t>
-                  </w:r>
-                  <w:r>
-                    <w:rPr>
-                      <w:rFonts w:ascii="Avenir Next" w:hAnsi="Avenir Next" w:cs="Avenir Next" w:eastAsia="Avenir Next"/>
-                      <w:color w:val="1A1A1A"/>
-                      <w:sz w:val="20"/>
-                      <w:szCs w:val="20"/>
-                    </w:rPr>
                     <w:tab/>
                   </w:r>
                   <w:r>
                     <w:rPr>
                       <w:rFonts w:ascii="Avenir Next" w:hAnsi="Avenir Next" w:cs="Avenir Next" w:eastAsia="Avenir Next"/>
                       <w:color w:val="1A1A1A"/>
-                      <w:sz w:val="20"/>
+                      <w:sz w:val="22"/>
                       <w:szCs w:val="20"/>
                     </w:rPr>
                     <w:t xml:space="preserve">6/7 ÷ 2 =</w:t>
@@ -2095,25 +2096,25 @@
                 <w:rFonts w:ascii="Avenir Next" w:hAnsi="Avenir Next" w:cs="Avenir Next" w:eastAsia="Avenir Next"/>
                 <w:b/>
                 <w:color w:val="1A1A1A"/>
+                <w:sz w:val="22"/>
+                <w:szCs w:val="20"/>
+              </w:rPr>
+              <w:t xml:space="preserve">2.</w:t>
+            </w:r>
+            <w:r>
+              <w:rPr>
+                <w:rFonts w:ascii="Avenir Next" w:hAnsi="Avenir Next" w:cs="Avenir Next" w:eastAsia="Avenir Next"/>
+                <w:color w:val="1A1A1A"/>
                 <w:sz w:val="20"/>
                 <w:szCs w:val="20"/>
               </w:rPr>
-              <w:t xml:space="preserve">2.</w:t>
-            </w:r>
-            <w:r>
-              <w:rPr>
-                <w:rFonts w:ascii="Avenir Next" w:hAnsi="Avenir Next" w:cs="Avenir Next" w:eastAsia="Avenir Next"/>
-                <w:color w:val="1A1A1A"/>
-                <w:sz w:val="20"/>
-                <w:szCs w:val="20"/>
-              </w:rPr>
               <w:tab/>
             </w:r>
             <w:r>
               <w:rPr>
                 <w:rFonts w:ascii="Avenir Next" w:hAnsi="Avenir Next" w:cs="Avenir Next" w:eastAsia="Avenir Next"/>
                 <w:color w:val="1A1A1A"/>
-                <w:sz w:val="20"/>
+                <w:sz w:val="22"/>
                 <w:szCs w:val="20"/>
               </w:rPr>
               <w:t xml:space="preserve">Leo pours 3/4 liter of juice equally into 6 cups. How much juice is in each cup?</w:t>
@@ -2190,25 +2191,25 @@
                 <w:rFonts w:ascii="Avenir Next" w:hAnsi="Avenir Next" w:cs="Avenir Next" w:eastAsia="Avenir Next"/>
                 <w:b/>
                 <w:color w:val="1A1A1A"/>
+                <w:sz w:val="22"/>
+                <w:szCs w:val="18"/>
+              </w:rPr>
+              <w:t xml:space="preserve">Answer</w:t>
+            </w:r>
+            <w:r>
+              <w:rPr>
+                <w:rFonts w:ascii="Avenir Next" w:hAnsi="Avenir Next" w:cs="Avenir Next" w:eastAsia="Avenir Next"/>
+                <w:color w:val="1A1A1A"/>
                 <w:sz w:val="18"/>
                 <w:szCs w:val="18"/>
               </w:rPr>
-              <w:t xml:space="preserve">Answer</w:t>
-            </w:r>
-            <w:r>
-              <w:rPr>
-                <w:rFonts w:ascii="Avenir Next" w:hAnsi="Avenir Next" w:cs="Avenir Next" w:eastAsia="Avenir Next"/>
-                <w:color w:val="1A1A1A"/>
-                <w:sz w:val="18"/>
-                <w:szCs w:val="18"/>
-              </w:rPr>
               <w:tab/>
             </w:r>
             <w:r>
               <w:rPr>
                 <w:rFonts w:ascii="Avenir Next" w:hAnsi="Avenir Next" w:cs="Avenir Next" w:eastAsia="Avenir Next"/>
                 <w:color w:val="1A1A1A"/>
-                <w:sz w:val="18"/>
+                <w:sz w:val="22"/>
                 <w:szCs w:val="18"/>
               </w:rPr>
               <w:t xml:space="preserve">  L</w:t>
@@ -2274,25 +2275,25 @@
                 <w:rFonts w:ascii="Avenir Next" w:hAnsi="Avenir Next" w:cs="Avenir Next" w:eastAsia="Avenir Next"/>
                 <w:b/>
                 <w:color w:val="1A1A1A"/>
+                <w:sz w:val="22"/>
+                <w:szCs w:val="20"/>
+              </w:rPr>
+              <w:t xml:space="preserve">3.</w:t>
+            </w:r>
+            <w:r>
+              <w:rPr>
+                <w:rFonts w:ascii="Avenir Next" w:hAnsi="Avenir Next" w:cs="Avenir Next" w:eastAsia="Avenir Next"/>
+                <w:color w:val="1A1A1A"/>
                 <w:sz w:val="20"/>
                 <w:szCs w:val="20"/>
               </w:rPr>
-              <w:t xml:space="preserve">3.</w:t>
-            </w:r>
-            <w:r>
-              <w:rPr>
-                <w:rFonts w:ascii="Avenir Next" w:hAnsi="Avenir Next" w:cs="Avenir Next" w:eastAsia="Avenir Next"/>
-                <w:color w:val="1A1A1A"/>
-                <w:sz w:val="20"/>
-                <w:szCs w:val="20"/>
-              </w:rPr>
               <w:tab/>
             </w:r>
             <w:r>
               <w:rPr>
                 <w:rFonts w:ascii="Avenir Next" w:hAnsi="Avenir Next" w:cs="Avenir Next" w:eastAsia="Avenir Next"/>
                 <w:color w:val="1A1A1A"/>
-                <w:sz w:val="20"/>
+                <w:sz w:val="22"/>
                 <w:szCs w:val="20"/>
               </w:rPr>
               <w:t xml:space="preserve">Which expression has the same value as 2/9 ÷ 4?</w:t>
@@ -2348,25 +2349,25 @@
                       <w:rFonts w:ascii="Avenir Next" w:hAnsi="Avenir Next" w:cs="Avenir Next" w:eastAsia="Avenir Next"/>
                       <w:b/>
                       <w:color w:val="003A70"/>
+                      <w:sz w:val="22"/>
+                      <w:szCs w:val="19"/>
+                    </w:rPr>
+                    <w:t xml:space="preserve">A</w:t>
+                  </w:r>
+                  <w:r>
+                    <w:rPr>
+                      <w:rFonts w:ascii="Avenir Next" w:hAnsi="Avenir Next" w:cs="Avenir Next" w:eastAsia="Avenir Next"/>
+                      <w:color w:val="1A1A1A"/>
                       <w:sz w:val="19"/>
                       <w:szCs w:val="19"/>
                     </w:rPr>
-                    <w:t xml:space="preserve">A</w:t>
-                  </w:r>
-                  <w:r>
-                    <w:rPr>
-                      <w:rFonts w:ascii="Avenir Next" w:hAnsi="Avenir Next" w:cs="Avenir Next" w:eastAsia="Avenir Next"/>
-                      <w:color w:val="1A1A1A"/>
-                      <w:sz w:val="19"/>
-                      <w:szCs w:val="19"/>
-                    </w:rPr>
                     <w:tab/>
                   </w:r>
                   <w:r>
                     <w:rPr>
                       <w:rFonts w:ascii="Avenir Next" w:hAnsi="Avenir Next" w:cs="Avenir Next" w:eastAsia="Avenir Next"/>
                       <w:color w:val="1A1A1A"/>
-                      <w:sz w:val="19"/>
+                      <w:sz w:val="22"/>
                       <w:szCs w:val="19"/>
                     </w:rPr>
                     <w:t xml:space="preserve">2/9 × 4</w:t>
@@ -2391,25 +2392,25 @@
                       <w:rFonts w:ascii="Avenir Next" w:hAnsi="Avenir Next" w:cs="Avenir Next" w:eastAsia="Avenir Next"/>
                       <w:b/>
                       <w:color w:val="003A70"/>
+                      <w:sz w:val="22"/>
+                      <w:szCs w:val="19"/>
+                    </w:rPr>
+                    <w:t xml:space="preserve">B</w:t>
+                  </w:r>
+                  <w:r>
+                    <w:rPr>
+                      <w:rFonts w:ascii="Avenir Next" w:hAnsi="Avenir Next" w:cs="Avenir Next" w:eastAsia="Avenir Next"/>
+                      <w:color w:val="1A1A1A"/>
                       <w:sz w:val="19"/>
                       <w:szCs w:val="19"/>
                     </w:rPr>
-                    <w:t xml:space="preserve">B</w:t>
-                  </w:r>
-                  <w:r>
-                    <w:rPr>
-                      <w:rFonts w:ascii="Avenir Next" w:hAnsi="Avenir Next" w:cs="Avenir Next" w:eastAsia="Avenir Next"/>
-                      <w:color w:val="1A1A1A"/>
-                      <w:sz w:val="19"/>
-                      <w:szCs w:val="19"/>
-                    </w:rPr>
                     <w:tab/>
                   </w:r>
                   <w:r>
                     <w:rPr>
                       <w:rFonts w:ascii="Avenir Next" w:hAnsi="Avenir Next" w:cs="Avenir Next" w:eastAsia="Avenir Next"/>
                       <w:color w:val="1A1A1A"/>
-                      <w:sz w:val="19"/>
+                      <w:sz w:val="22"/>
                       <w:szCs w:val="19"/>
                     </w:rPr>
                     <w:t xml:space="preserve">2/9 × 1/4</w:t>
@@ -2434,25 +2435,25 @@
                       <w:rFonts w:ascii="Avenir Next" w:hAnsi="Avenir Next" w:cs="Avenir Next" w:eastAsia="Avenir Next"/>
                       <w:b/>
                       <w:color w:val="003A70"/>
+                      <w:sz w:val="22"/>
+                      <w:szCs w:val="19"/>
+                    </w:rPr>
+                    <w:t xml:space="preserve">C</w:t>
+                  </w:r>
+                  <w:r>
+                    <w:rPr>
+                      <w:rFonts w:ascii="Avenir Next" w:hAnsi="Avenir Next" w:cs="Avenir Next" w:eastAsia="Avenir Next"/>
+                      <w:color w:val="1A1A1A"/>
                       <w:sz w:val="19"/>
                       <w:szCs w:val="19"/>
                     </w:rPr>
-                    <w:t xml:space="preserve">C</w:t>
-                  </w:r>
-                  <w:r>
-                    <w:rPr>
-                      <w:rFonts w:ascii="Avenir Next" w:hAnsi="Avenir Next" w:cs="Avenir Next" w:eastAsia="Avenir Next"/>
-                      <w:color w:val="1A1A1A"/>
-                      <w:sz w:val="19"/>
-                      <w:szCs w:val="19"/>
-                    </w:rPr>
                     <w:tab/>
                   </w:r>
                   <w:r>
                     <w:rPr>
                       <w:rFonts w:ascii="Avenir Next" w:hAnsi="Avenir Next" w:cs="Avenir Next" w:eastAsia="Avenir Next"/>
                       <w:color w:val="1A1A1A"/>
-                      <w:sz w:val="19"/>
+                      <w:sz w:val="22"/>
                       <w:szCs w:val="19"/>
                     </w:rPr>
                     <w:t xml:space="preserve">9/2 × 4</w:t>
@@ -2477,25 +2478,25 @@
                       <w:rFonts w:ascii="Avenir Next" w:hAnsi="Avenir Next" w:cs="Avenir Next" w:eastAsia="Avenir Next"/>
                       <w:b/>
                       <w:color w:val="003A70"/>
+                      <w:sz w:val="22"/>
+                      <w:szCs w:val="19"/>
+                    </w:rPr>
+                    <w:t xml:space="preserve">D</w:t>
+                  </w:r>
+                  <w:r>
+                    <w:rPr>
+                      <w:rFonts w:ascii="Avenir Next" w:hAnsi="Avenir Next" w:cs="Avenir Next" w:eastAsia="Avenir Next"/>
+                      <w:color w:val="1A1A1A"/>
                       <w:sz w:val="19"/>
                       <w:szCs w:val="19"/>
                     </w:rPr>
-                    <w:t xml:space="preserve">D</w:t>
-                  </w:r>
-                  <w:r>
-                    <w:rPr>
-                      <w:rFonts w:ascii="Avenir Next" w:hAnsi="Avenir Next" w:cs="Avenir Next" w:eastAsia="Avenir Next"/>
-                      <w:color w:val="1A1A1A"/>
-                      <w:sz w:val="19"/>
-                      <w:szCs w:val="19"/>
-                    </w:rPr>
                     <w:tab/>
                   </w:r>
                   <w:r>
                     <w:rPr>
                       <w:rFonts w:ascii="Avenir Next" w:hAnsi="Avenir Next" w:cs="Avenir Next" w:eastAsia="Avenir Next"/>
                       <w:color w:val="1A1A1A"/>
-                      <w:sz w:val="19"/>
+                      <w:sz w:val="22"/>
                       <w:szCs w:val="19"/>
                     </w:rPr>
                     <w:t xml:space="preserve">4/9</w:t>
@@ -2545,7 +2546,7 @@
         <w:rPr>
           <w:rFonts w:ascii="Avenir Next" w:hAnsi="Avenir Next" w:cs="Avenir Next" w:eastAsia="Avenir Next"/>
           <w:color w:val="1A1A1A"/>
-          <w:sz w:val="17"/>
+          <w:sz w:val="22"/>
           <w:szCs w:val="17"/>
         </w:rPr>
         <w:t xml:space="preserve">  I got it</w:t>
@@ -2563,7 +2564,7 @@
         <w:rPr>
           <w:rFonts w:ascii="Avenir Next" w:hAnsi="Avenir Next" w:cs="Avenir Next" w:eastAsia="Avenir Next"/>
           <w:color w:val="1A1A1A"/>
-          <w:sz w:val="17"/>
+          <w:sz w:val="22"/>
           <w:szCs w:val="17"/>
         </w:rPr>
         <w:t xml:space="preserve">  Almost</w:t>
@@ -2581,7 +2582,7 @@
         <w:rPr>
           <w:rFonts w:ascii="Avenir Next" w:hAnsi="Avenir Next" w:cs="Avenir Next" w:eastAsia="Avenir Next"/>
           <w:color w:val="1A1A1A"/>
-          <w:sz w:val="17"/>
+          <w:sz w:val="22"/>
           <w:szCs w:val="17"/>
         </w:rPr>
         <w:t xml:space="preserve">  I need help</w:t>
@@ -2638,7 +2639,7 @@
         <w:rPr>
           <w:rFonts w:ascii="Avenir Next" w:hAnsi="Avenir Next" w:cs="Avenir Next" w:eastAsia="Avenir Next"/>
           <w:color w:val="1A1A1A"/>
-          <w:sz w:val="18"/>
+          <w:sz w:val="22"/>
           <w:szCs w:val="18"/>
         </w:rPr>
         <w:t xml:space="preserve">Name</w:t>
@@ -2723,25 +2724,25 @@
                 <w:rFonts w:ascii="Avenir Next" w:hAnsi="Avenir Next" w:cs="Avenir Next" w:eastAsia="Avenir Next"/>
                 <w:b/>
                 <w:color w:val="1A1A1A"/>
+                <w:sz w:val="22"/>
+                <w:szCs w:val="20"/>
+              </w:rPr>
+              <w:t xml:space="preserve">1.</w:t>
+            </w:r>
+            <w:r>
+              <w:rPr>
+                <w:rFonts w:ascii="Avenir Next" w:hAnsi="Avenir Next" w:cs="Avenir Next" w:eastAsia="Avenir Next"/>
+                <w:color w:val="1A1A1A"/>
                 <w:sz w:val="20"/>
                 <w:szCs w:val="20"/>
               </w:rPr>
-              <w:t xml:space="preserve">1.</w:t>
-            </w:r>
-            <w:r>
-              <w:rPr>
-                <w:rFonts w:ascii="Avenir Next" w:hAnsi="Avenir Next" w:cs="Avenir Next" w:eastAsia="Avenir Next"/>
-                <w:color w:val="1A1A1A"/>
-                <w:sz w:val="20"/>
-                <w:szCs w:val="20"/>
-              </w:rPr>
               <w:tab/>
             </w:r>
             <w:r>
               <w:rPr>
                 <w:rFonts w:ascii="Avenir Next" w:hAnsi="Avenir Next" w:cs="Avenir Next" w:eastAsia="Avenir Next"/>
                 <w:color w:val="1A1A1A"/>
-                <w:sz w:val="20"/>
+                <w:sz w:val="22"/>
                 <w:szCs w:val="20"/>
               </w:rPr>
               <w:t xml:space="preserve">Divide. Write each quotient in simplest form.</w:t>
@@ -2796,25 +2797,25 @@
                       <w:rFonts w:ascii="Avenir Next" w:hAnsi="Avenir Next" w:cs="Avenir Next" w:eastAsia="Avenir Next"/>
                       <w:b/>
                       <w:color w:val="003A70"/>
+                      <w:sz w:val="22"/>
+                      <w:szCs w:val="20"/>
+                    </w:rPr>
+                    <w:t xml:space="preserve">a.</w:t>
+                  </w:r>
+                  <w:r>
+                    <w:rPr>
+                      <w:rFonts w:ascii="Avenir Next" w:hAnsi="Avenir Next" w:cs="Avenir Next" w:eastAsia="Avenir Next"/>
+                      <w:color w:val="1A1A1A"/>
                       <w:sz w:val="20"/>
                       <w:szCs w:val="20"/>
                     </w:rPr>
-                    <w:t xml:space="preserve">a.</w:t>
-                  </w:r>
-                  <w:r>
-                    <w:rPr>
-                      <w:rFonts w:ascii="Avenir Next" w:hAnsi="Avenir Next" w:cs="Avenir Next" w:eastAsia="Avenir Next"/>
-                      <w:color w:val="1A1A1A"/>
-                      <w:sz w:val="20"/>
-                      <w:szCs w:val="20"/>
-                    </w:rPr>
                     <w:tab/>
                   </w:r>
                   <w:r>
                     <w:rPr>
                       <w:rFonts w:ascii="Avenir Next" w:hAnsi="Avenir Next" w:cs="Avenir Next" w:eastAsia="Avenir Next"/>
                       <w:color w:val="1A1A1A"/>
-                      <w:sz w:val="20"/>
+                      <w:sz w:val="22"/>
                       <w:szCs w:val="20"/>
                     </w:rPr>
                     <w:t xml:space="preserve">1/2 ÷ 5 =</w:t>
@@ -2858,25 +2859,25 @@
                       <w:rFonts w:ascii="Avenir Next" w:hAnsi="Avenir Next" w:cs="Avenir Next" w:eastAsia="Avenir Next"/>
                       <w:b/>
                       <w:color w:val="003A70"/>
+                      <w:sz w:val="22"/>
+                      <w:szCs w:val="20"/>
+                    </w:rPr>
+                    <w:t xml:space="preserve">b.</w:t>
+                  </w:r>
+                  <w:r>
+                    <w:rPr>
+                      <w:rFonts w:ascii="Avenir Next" w:hAnsi="Avenir Next" w:cs="Avenir Next" w:eastAsia="Avenir Next"/>
+                      <w:color w:val="1A1A1A"/>
                       <w:sz w:val="20"/>
                       <w:szCs w:val="20"/>
                     </w:rPr>
-                    <w:t xml:space="preserve">b.</w:t>
-                  </w:r>
-                  <w:r>
-                    <w:rPr>
-                      <w:rFonts w:ascii="Avenir Next" w:hAnsi="Avenir Next" w:cs="Avenir Next" w:eastAsia="Avenir Next"/>
-                      <w:color w:val="1A1A1A"/>
-                      <w:sz w:val="20"/>
-                      <w:szCs w:val="20"/>
-                    </w:rPr>
                     <w:tab/>
                   </w:r>
                   <w:r>
                     <w:rPr>
                       <w:rFonts w:ascii="Avenir Next" w:hAnsi="Avenir Next" w:cs="Avenir Next" w:eastAsia="Avenir Next"/>
                       <w:color w:val="1A1A1A"/>
-                      <w:sz w:val="20"/>
+                      <w:sz w:val="22"/>
                       <w:szCs w:val="20"/>
                     </w:rPr>
                     <w:t xml:space="preserve">6/7 ÷ 2 =</w:t>
@@ -2969,25 +2970,25 @@
                 <w:rFonts w:ascii="Avenir Next" w:hAnsi="Avenir Next" w:cs="Avenir Next" w:eastAsia="Avenir Next"/>
                 <w:b/>
                 <w:color w:val="1A1A1A"/>
+                <w:sz w:val="22"/>
+                <w:szCs w:val="20"/>
+              </w:rPr>
+              <w:t xml:space="preserve">2.</w:t>
+            </w:r>
+            <w:r>
+              <w:rPr>
+                <w:rFonts w:ascii="Avenir Next" w:hAnsi="Avenir Next" w:cs="Avenir Next" w:eastAsia="Avenir Next"/>
+                <w:color w:val="1A1A1A"/>
                 <w:sz w:val="20"/>
                 <w:szCs w:val="20"/>
               </w:rPr>
-              <w:t xml:space="preserve">2.</w:t>
-            </w:r>
-            <w:r>
-              <w:rPr>
-                <w:rFonts w:ascii="Avenir Next" w:hAnsi="Avenir Next" w:cs="Avenir Next" w:eastAsia="Avenir Next"/>
-                <w:color w:val="1A1A1A"/>
-                <w:sz w:val="20"/>
-                <w:szCs w:val="20"/>
-              </w:rPr>
               <w:tab/>
             </w:r>
             <w:r>
               <w:rPr>
                 <w:rFonts w:ascii="Avenir Next" w:hAnsi="Avenir Next" w:cs="Avenir Next" w:eastAsia="Avenir Next"/>
                 <w:color w:val="1A1A1A"/>
-                <w:sz w:val="20"/>
+                <w:sz w:val="22"/>
                 <w:szCs w:val="20"/>
               </w:rPr>
               <w:t xml:space="preserve">Leo pours 3/4 liter of juice equally into 6 cups. How much juice is in each cup?</w:t>
@@ -3064,25 +3065,25 @@
                 <w:rFonts w:ascii="Avenir Next" w:hAnsi="Avenir Next" w:cs="Avenir Next" w:eastAsia="Avenir Next"/>
                 <w:b/>
                 <w:color w:val="1A1A1A"/>
+                <w:sz w:val="22"/>
+                <w:szCs w:val="18"/>
+              </w:rPr>
+              <w:t xml:space="preserve">Answer</w:t>
+            </w:r>
+            <w:r>
+              <w:rPr>
+                <w:rFonts w:ascii="Avenir Next" w:hAnsi="Avenir Next" w:cs="Avenir Next" w:eastAsia="Avenir Next"/>
+                <w:color w:val="1A1A1A"/>
                 <w:sz w:val="18"/>
                 <w:szCs w:val="18"/>
               </w:rPr>
-              <w:t xml:space="preserve">Answer</w:t>
-            </w:r>
-            <w:r>
-              <w:rPr>
-                <w:rFonts w:ascii="Avenir Next" w:hAnsi="Avenir Next" w:cs="Avenir Next" w:eastAsia="Avenir Next"/>
-                <w:color w:val="1A1A1A"/>
-                <w:sz w:val="18"/>
-                <w:szCs w:val="18"/>
-              </w:rPr>
               <w:tab/>
             </w:r>
             <w:r>
               <w:rPr>
                 <w:rFonts w:ascii="Avenir Next" w:hAnsi="Avenir Next" w:cs="Avenir Next" w:eastAsia="Avenir Next"/>
                 <w:color w:val="1A1A1A"/>
-                <w:sz w:val="18"/>
+                <w:sz w:val="22"/>
                 <w:szCs w:val="18"/>
               </w:rPr>
               <w:t xml:space="preserve">  L</w:t>
@@ -3148,25 +3149,25 @@
                 <w:rFonts w:ascii="Avenir Next" w:hAnsi="Avenir Next" w:cs="Avenir Next" w:eastAsia="Avenir Next"/>
                 <w:b/>
                 <w:color w:val="1A1A1A"/>
+                <w:sz w:val="22"/>
+                <w:szCs w:val="20"/>
+              </w:rPr>
+              <w:t xml:space="preserve">3.</w:t>
+            </w:r>
+            <w:r>
+              <w:rPr>
+                <w:rFonts w:ascii="Avenir Next" w:hAnsi="Avenir Next" w:cs="Avenir Next" w:eastAsia="Avenir Next"/>
+                <w:color w:val="1A1A1A"/>
                 <w:sz w:val="20"/>
                 <w:szCs w:val="20"/>
               </w:rPr>
-              <w:t xml:space="preserve">3.</w:t>
-            </w:r>
-            <w:r>
-              <w:rPr>
-                <w:rFonts w:ascii="Avenir Next" w:hAnsi="Avenir Next" w:cs="Avenir Next" w:eastAsia="Avenir Next"/>
-                <w:color w:val="1A1A1A"/>
-                <w:sz w:val="20"/>
-                <w:szCs w:val="20"/>
-              </w:rPr>
               <w:tab/>
             </w:r>
             <w:r>
               <w:rPr>
                 <w:rFonts w:ascii="Avenir Next" w:hAnsi="Avenir Next" w:cs="Avenir Next" w:eastAsia="Avenir Next"/>
                 <w:color w:val="1A1A1A"/>
-                <w:sz w:val="20"/>
+                <w:sz w:val="22"/>
                 <w:szCs w:val="20"/>
               </w:rPr>
               <w:t xml:space="preserve">Which expression has the same value as 2/9 ÷ 4?</w:t>
@@ -3222,25 +3223,25 @@
                       <w:rFonts w:ascii="Avenir Next" w:hAnsi="Avenir Next" w:cs="Avenir Next" w:eastAsia="Avenir Next"/>
                       <w:b/>
                       <w:color w:val="003A70"/>
+                      <w:sz w:val="22"/>
+                      <w:szCs w:val="19"/>
+                    </w:rPr>
+                    <w:t xml:space="preserve">A</w:t>
+                  </w:r>
+                  <w:r>
+                    <w:rPr>
+                      <w:rFonts w:ascii="Avenir Next" w:hAnsi="Avenir Next" w:cs="Avenir Next" w:eastAsia="Avenir Next"/>
+                      <w:color w:val="1A1A1A"/>
                       <w:sz w:val="19"/>
                       <w:szCs w:val="19"/>
                     </w:rPr>
-                    <w:t xml:space="preserve">A</w:t>
-                  </w:r>
-                  <w:r>
-                    <w:rPr>
-                      <w:rFonts w:ascii="Avenir Next" w:hAnsi="Avenir Next" w:cs="Avenir Next" w:eastAsia="Avenir Next"/>
-                      <w:color w:val="1A1A1A"/>
-                      <w:sz w:val="19"/>
-                      <w:szCs w:val="19"/>
-                    </w:rPr>
                     <w:tab/>
                   </w:r>
                   <w:r>
                     <w:rPr>
                       <w:rFonts w:ascii="Avenir Next" w:hAnsi="Avenir Next" w:cs="Avenir Next" w:eastAsia="Avenir Next"/>
                       <w:color w:val="1A1A1A"/>
-                      <w:sz w:val="19"/>
+                      <w:sz w:val="22"/>
                       <w:szCs w:val="19"/>
                     </w:rPr>
                     <w:t xml:space="preserve">2/9 × 4</w:t>
@@ -3265,25 +3266,25 @@
                       <w:rFonts w:ascii="Avenir Next" w:hAnsi="Avenir Next" w:cs="Avenir Next" w:eastAsia="Avenir Next"/>
                       <w:b/>
                       <w:color w:val="003A70"/>
+                      <w:sz w:val="22"/>
+                      <w:szCs w:val="19"/>
+                    </w:rPr>
+                    <w:t xml:space="preserve">B</w:t>
+                  </w:r>
+                  <w:r>
+                    <w:rPr>
+                      <w:rFonts w:ascii="Avenir Next" w:hAnsi="Avenir Next" w:cs="Avenir Next" w:eastAsia="Avenir Next"/>
+                      <w:color w:val="1A1A1A"/>
                       <w:sz w:val="19"/>
                       <w:szCs w:val="19"/>
                     </w:rPr>
-                    <w:t xml:space="preserve">B</w:t>
-                  </w:r>
-                  <w:r>
-                    <w:rPr>
-                      <w:rFonts w:ascii="Avenir Next" w:hAnsi="Avenir Next" w:cs="Avenir Next" w:eastAsia="Avenir Next"/>
-                      <w:color w:val="1A1A1A"/>
-                      <w:sz w:val="19"/>
-                      <w:szCs w:val="19"/>
-                    </w:rPr>
                     <w:tab/>
                   </w:r>
                   <w:r>
                     <w:rPr>
                       <w:rFonts w:ascii="Avenir Next" w:hAnsi="Avenir Next" w:cs="Avenir Next" w:eastAsia="Avenir Next"/>
                       <w:color w:val="1A1A1A"/>
-                      <w:sz w:val="19"/>
+                      <w:sz w:val="22"/>
                       <w:szCs w:val="19"/>
                     </w:rPr>
                     <w:t xml:space="preserve">2/9 × 1/4</w:t>
@@ -3308,25 +3309,25 @@
                       <w:rFonts w:ascii="Avenir Next" w:hAnsi="Avenir Next" w:cs="Avenir Next" w:eastAsia="Avenir Next"/>
                       <w:b/>
                       <w:color w:val="003A70"/>
+                      <w:sz w:val="22"/>
+                      <w:szCs w:val="19"/>
+                    </w:rPr>
+                    <w:t xml:space="preserve">C</w:t>
+                  </w:r>
+                  <w:r>
+                    <w:rPr>
+                      <w:rFonts w:ascii="Avenir Next" w:hAnsi="Avenir Next" w:cs="Avenir Next" w:eastAsia="Avenir Next"/>
+                      <w:color w:val="1A1A1A"/>
                       <w:sz w:val="19"/>
                       <w:szCs w:val="19"/>
                     </w:rPr>
-                    <w:t xml:space="preserve">C</w:t>
-                  </w:r>
-                  <w:r>
-                    <w:rPr>
-                      <w:rFonts w:ascii="Avenir Next" w:hAnsi="Avenir Next" w:cs="Avenir Next" w:eastAsia="Avenir Next"/>
-                      <w:color w:val="1A1A1A"/>
-                      <w:sz w:val="19"/>
-                      <w:szCs w:val="19"/>
-                    </w:rPr>
                     <w:tab/>
                   </w:r>
                   <w:r>
                     <w:rPr>
                       <w:rFonts w:ascii="Avenir Next" w:hAnsi="Avenir Next" w:cs="Avenir Next" w:eastAsia="Avenir Next"/>
                       <w:color w:val="1A1A1A"/>
-                      <w:sz w:val="19"/>
+                      <w:sz w:val="22"/>
                       <w:szCs w:val="19"/>
                     </w:rPr>
                     <w:t xml:space="preserve">9/2 × 4</w:t>
@@ -3351,25 +3352,25 @@
                       <w:rFonts w:ascii="Avenir Next" w:hAnsi="Avenir Next" w:cs="Avenir Next" w:eastAsia="Avenir Next"/>
                       <w:b/>
                       <w:color w:val="003A70"/>
+                      <w:sz w:val="22"/>
+                      <w:szCs w:val="19"/>
+                    </w:rPr>
+                    <w:t xml:space="preserve">D</w:t>
+                  </w:r>
+                  <w:r>
+                    <w:rPr>
+                      <w:rFonts w:ascii="Avenir Next" w:hAnsi="Avenir Next" w:cs="Avenir Next" w:eastAsia="Avenir Next"/>
+                      <w:color w:val="1A1A1A"/>
                       <w:sz w:val="19"/>
                       <w:szCs w:val="19"/>
                     </w:rPr>
-                    <w:t xml:space="preserve">D</w:t>
-                  </w:r>
-                  <w:r>
-                    <w:rPr>
-                      <w:rFonts w:ascii="Avenir Next" w:hAnsi="Avenir Next" w:cs="Avenir Next" w:eastAsia="Avenir Next"/>
-                      <w:color w:val="1A1A1A"/>
-                      <w:sz w:val="19"/>
-                      <w:szCs w:val="19"/>
-                    </w:rPr>
                     <w:tab/>
                   </w:r>
                   <w:r>
                     <w:rPr>
                       <w:rFonts w:ascii="Avenir Next" w:hAnsi="Avenir Next" w:cs="Avenir Next" w:eastAsia="Avenir Next"/>
                       <w:color w:val="1A1A1A"/>
-                      <w:sz w:val="19"/>
+                      <w:sz w:val="22"/>
                       <w:szCs w:val="19"/>
                     </w:rPr>
                     <w:t xml:space="preserve">4/9</w:t>
@@ -3419,7 +3420,7 @@
         <w:rPr>
           <w:rFonts w:ascii="Avenir Next" w:hAnsi="Avenir Next" w:cs="Avenir Next" w:eastAsia="Avenir Next"/>
           <w:color w:val="1A1A1A"/>
-          <w:sz w:val="17"/>
+          <w:sz w:val="22"/>
           <w:szCs w:val="17"/>
         </w:rPr>
         <w:t xml:space="preserve">  I got it</w:t>
@@ -3437,7 +3438,7 @@
         <w:rPr>
           <w:rFonts w:ascii="Avenir Next" w:hAnsi="Avenir Next" w:cs="Avenir Next" w:eastAsia="Avenir Next"/>
           <w:color w:val="1A1A1A"/>
-          <w:sz w:val="17"/>
+          <w:sz w:val="22"/>
           <w:szCs w:val="17"/>
         </w:rPr>
         <w:t xml:space="preserve">  Almost</w:t>
@@ -3455,7 +3456,7 @@
         <w:rPr>
           <w:rFonts w:ascii="Avenir Next" w:hAnsi="Avenir Next" w:cs="Avenir Next" w:eastAsia="Avenir Next"/>
           <w:color w:val="1A1A1A"/>
-          <w:sz w:val="17"/>
+          <w:sz w:val="22"/>
           <w:szCs w:val="17"/>
         </w:rPr>
         <w:t xml:space="preserve">  I need help</w:t>
@@ -3549,7 +3550,106 @@
               <w:sz w:val="15"/>
               <w:szCs w:val="15"/>
             </w:rPr>
-            <w:t xml:space="preserve">Lesson 6-1  ·  Exit Tickets  ·  two per page</w:t>
+            <w:t xml:space="preserve">6-1 · Page </w:t>
+          </w:r>
+          <w:r>
+            <w:rPr>
+              <w:rFonts w:ascii="Avenir Next" w:hAnsi="Avenir Next" w:cs="Avenir Next" w:eastAsia="Avenir Next"/>
+              <w:color w:val="5A5F66"/>
+              <w:sz w:val="15"/>
+              <w:szCs w:val="15"/>
+            </w:rPr>
+            <w:fldChar w:fldCharType="begin"/>
+          </w:r>
+          <w:r>
+            <w:rPr>
+              <w:rFonts w:ascii="Avenir Next" w:hAnsi="Avenir Next" w:cs="Avenir Next" w:eastAsia="Avenir Next"/>
+              <w:color w:val="5A5F66"/>
+              <w:sz w:val="15"/>
+              <w:szCs w:val="15"/>
+            </w:rPr>
+            <w:instrText xml:space="preserve"> PAGE </w:instrText>
+          </w:r>
+          <w:r>
+            <w:rPr>
+              <w:rFonts w:ascii="Avenir Next" w:hAnsi="Avenir Next" w:cs="Avenir Next" w:eastAsia="Avenir Next"/>
+              <w:color w:val="5A5F66"/>
+              <w:sz w:val="15"/>
+              <w:szCs w:val="15"/>
+            </w:rPr>
+            <w:fldChar w:fldCharType="separate"/>
+          </w:r>
+          <w:r>
+            <w:rPr>
+              <w:rFonts w:ascii="Avenir Next" w:hAnsi="Avenir Next" w:cs="Avenir Next" w:eastAsia="Avenir Next"/>
+              <w:color w:val="5A5F66"/>
+              <w:sz w:val="15"/>
+              <w:szCs w:val="15"/>
+            </w:rPr>
+            <w:t xml:space="preserve">1</w:t>
+          </w:r>
+          <w:r>
+            <w:rPr>
+              <w:rFonts w:ascii="Avenir Next" w:hAnsi="Avenir Next" w:cs="Avenir Next" w:eastAsia="Avenir Next"/>
+              <w:color w:val="5A5F66"/>
+              <w:sz w:val="15"/>
+              <w:szCs w:val="15"/>
+            </w:rPr>
+            <w:fldChar w:fldCharType="end"/>
+          </w:r>
+          <w:r>
+            <w:rPr>
+              <w:rFonts w:ascii="Avenir Next" w:hAnsi="Avenir Next" w:cs="Avenir Next" w:eastAsia="Avenir Next"/>
+              <w:color w:val="5A5F66"/>
+              <w:sz w:val="15"/>
+              <w:szCs w:val="15"/>
+            </w:rPr>
+            <w:t xml:space="preserve"> of </w:t>
+          </w:r>
+          <w:r>
+            <w:rPr>
+              <w:rFonts w:ascii="Avenir Next" w:hAnsi="Avenir Next" w:cs="Avenir Next" w:eastAsia="Avenir Next"/>
+              <w:color w:val="5A5F66"/>
+              <w:sz w:val="15"/>
+              <w:szCs w:val="15"/>
+            </w:rPr>
+            <w:fldChar w:fldCharType="begin"/>
+          </w:r>
+          <w:r>
+            <w:rPr>
+              <w:rFonts w:ascii="Avenir Next" w:hAnsi="Avenir Next" w:cs="Avenir Next" w:eastAsia="Avenir Next"/>
+              <w:color w:val="5A5F66"/>
+              <w:sz w:val="15"/>
+              <w:szCs w:val="15"/>
+            </w:rPr>
+            <w:instrText xml:space="preserve"> NUMPAGES </w:instrText>
+          </w:r>
+          <w:r>
+            <w:rPr>
+              <w:rFonts w:ascii="Avenir Next" w:hAnsi="Avenir Next" w:cs="Avenir Next" w:eastAsia="Avenir Next"/>
+              <w:color w:val="5A5F66"/>
+              <w:sz w:val="15"/>
+              <w:szCs w:val="15"/>
+            </w:rPr>
+            <w:fldChar w:fldCharType="separate"/>
+          </w:r>
+          <w:r>
+            <w:rPr>
+              <w:rFonts w:ascii="Avenir Next" w:hAnsi="Avenir Next" w:cs="Avenir Next" w:eastAsia="Avenir Next"/>
+              <w:color w:val="5A5F66"/>
+              <w:sz w:val="15"/>
+              <w:szCs w:val="15"/>
+            </w:rPr>
+            <w:t xml:space="preserve">1</w:t>
+          </w:r>
+          <w:r>
+            <w:rPr>
+              <w:rFonts w:ascii="Avenir Next" w:hAnsi="Avenir Next" w:cs="Avenir Next" w:eastAsia="Avenir Next"/>
+              <w:color w:val="5A5F66"/>
+              <w:sz w:val="15"/>
+              <w:szCs w:val="15"/>
+            </w:rPr>
+            <w:fldChar w:fldCharType="end"/>
           </w:r>
         </w:p>
       </w:tc>
@@ -3592,5 +3692,23 @@
       </w:tblCellMar>
     </w:tblPr>
   </w:style>
+  <w:style w:type="paragraph" w:styleId="Heading1">
+    <w:name w:val="heading 1"/>
+    <w:basedOn w:val="Normal"/>
+    <w:pPr>
+      <w:outlineLvl w:val="0"/>
+      <w:keepNext w:val="0"/>
+      <w:keepLines w:val="0"/>
+    </w:pPr>
+  </w:style>
+  <w:style w:type="paragraph" w:styleId="Heading2">
+    <w:name w:val="heading 2"/>
+    <w:basedOn w:val="Normal"/>
+    <w:pPr>
+      <w:outlineLvl w:val="1"/>
+      <w:keepNext w:val="0"/>
+      <w:keepLines w:val="0"/>
+    </w:pPr>
+  </w:style>
 </w:styles>
 </file>